--- a/backend/data/seed/resumes/2062f119-df7b-518f-8ad0-8d123aa55573.docx
+++ b/backend/data/seed/resumes/2062f119-df7b-518f-8ad0-8d123aa55573.docx
@@ -9,7 +9,7 @@
     </w:p>
     <w:p>
       <w:r>
-        <w:t>Experienced Sales Manager in Sales based in Paris, France.</w:t>
+        <w:t>Experienced Account Executive in Sales based in Paris, France.</w:t>
       </w:r>
     </w:p>
     <w:p/>
@@ -42,7 +42,7 @@
     </w:p>
     <w:p>
       <w:r>
-        <w:t>- Sales Manager at Acme Corp</w:t>
+        <w:t>- Account Executive at Acme Corp</w:t>
       </w:r>
     </w:p>
     <w:p>
